--- a/outputs/docx/04_pov_brief.docx
+++ b/outputs/docx/04_pov_brief.docx
@@ -434,7 +434,7 @@
         <w:pStyle w:val="Compact"/>
       </w:pPr>
       <w:r>
-        <w:t xml:space="preserve">The size of the prize and what it costs (two pages). The envelope R252m to R754m with its components, the precedent evidence (table from</w:t>
+        <w:t xml:space="preserve">The size of the prize and what it costs (two pages). The envelope R276m to R806m with its components, the precedent evidence (table from</w:t>
       </w:r>
       <w:r>
         <w:t xml:space="preserve"> </w:t>
@@ -538,7 +538,7 @@
         <w:pStyle w:val="Compact"/>
       </w:pPr>
       <w:r>
-        <w:t xml:space="preserve">THE ANSWER. Centralisation is worth a hypothesis range of R252m to R754m a year, base R468m, about a third of Insurance SA profit before tax; the money is in the non-life book, the head office and the advice business, not in life or in acquisition.</w:t>
+        <w:t xml:space="preserve">THE ANSWER. Centralisation is worth a hypothesis range of R276m to R806m a year, base R505m, about a third of Insurance SA profit before tax; the money is in the non-life book, the head office and the advice business, not in life or in acquisition.</w:t>
       </w:r>
     </w:p>
     <w:p>
